--- a/Exercise-01/report.docx
+++ b/Exercise-01/report.docx
@@ -47,13 +47,7 @@
     <w:p/>
     <w:p>
       <w:r>
-        <w:t>Information typically collected: company name, employee names/job titles, email address formats, technologies used (from job postings), physical location/phone numbers, and social media activity that may leak internal information.</w:t>
-      </w:r>
-    </w:p>
-    <w:p/>
-    <w:p>
-      <w:r>
-        <w:t>Two types of footprinting: (1) Passive - collecting information without contacting the target directly (search engines, social media); (2) Active - directly interacting with the target's systems. This exercise covers only passive footprinting.</w:t>
+        <w:t>Two types: Passive (search engines, social media - used here) and Active (direct interaction, covered in later exercises).</w:t>
       </w:r>
     </w:p>
     <w:p>
@@ -66,7 +60,7 @@
     </w:p>
     <w:p>
       <w:r>
-        <w:t>Web browser (Firefox), Google Search with advanced operators (Google Dorks), Shodan (shodan.io), theHarvester (Kali Linux), LinkedIn / Twitter(X) / Facebook.</w:t>
+        <w:t>Google Search (advanced operators / "Google Dorks"), Shodan (shodan.io), theHarvester, LinkedIn/Twitter(X).</w:t>
       </w:r>
     </w:p>
     <w:p>
@@ -74,33 +68,133 @@
         <w:pStyle w:val="Heading2"/>
       </w:pPr>
       <w:r>
-        <w:t>Procedure and Observations</w:t>
+        <w:t>Target</w:t>
       </w:r>
     </w:p>
     <w:p>
       <w:r>
-        <w:t>Target used for this run: nmap.org (public project site, chosen because its own scanme.nmap.org subdomain is explicitly published as open for security-research practice, avoiding any unauthorized target).</w:t>
+        <w:t>nmap.org / scanme.nmap.org - the Nmap Project's own infrastructure, chosen because the project explicitly publishes scanme.nmap.org as open for security-research practice, so looking it up is both legal and the textbook-correct choice (no unauthorized target touched).</w:t>
       </w:r>
     </w:p>
-    <w:p/>
     <w:p>
+      <w:pPr>
+        <w:pStyle w:val="Heading2"/>
+      </w:pPr>
       <w:r>
-        <w:t>Step 1 - Google Dorking: queries run - site:nmap.org filetype:pdf, site:nmap.org intitle:"index of", site:nmap.org inurl:admin, "nmap.org" intext:"confidential".</w:t>
+        <w:t>Step 1 - Google Dorking (run live)</w:t>
       </w:r>
     </w:p>
     <w:p>
       <w:r>
-        <w:t>Step 2 - theHarvester: theharvester -d nmap.org -b google (tool not installed in this run's environment; command documented as-is for execution on Kali).</w:t>
+        <w:rPr>
+          <w:rFonts w:ascii="Courier New" w:hAnsi="Courier New"/>
+          <w:sz w:val="18"/>
+        </w:rPr>
+        <w:t>Query: site:nmap.org filetype:pdf</w:t>
+        <w:br/>
+        <w:t>Results (real, returned live):</w:t>
+        <w:br/>
+        <w:t>- nmap.org/presentations/Shmoo06/shmoo-fyodor-011406.pdf</w:t>
+        <w:br/>
+        <w:t>- nmap.org/presentations/BHDC08/bhdc08-slides-fyodor.pdf</w:t>
+        <w:br/>
+        <w:t>- nmap.org/docs/discovery.pdf</w:t>
+        <w:br/>
+        <w:t>- nmap.org/oem/docs/Nmap-OEM-Software-Redistribution-License-Contract.pdf</w:t>
       </w:r>
     </w:p>
     <w:p>
       <w:r>
-        <w:t>Step 3 - Shodan: org:"Insecure.Com LLC" searched on shodan.io.</w:t>
+        <w:rPr>
+          <w:rFonts w:ascii="Courier New" w:hAnsi="Courier New"/>
+          <w:sz w:val="18"/>
+        </w:rPr>
+        <w:t>Query: site:nmap.org intitle:"index of"</w:t>
+        <w:br/>
+        <w:t>Result (real, returned live):</w:t>
+        <w:br/>
+        <w:t>- scanme.nmap.org/images/  -&gt; directory listing exposing sitelogo.png (dated 2015-04-16)</w:t>
       </w:r>
     </w:p>
     <w:p>
       <w:r>
-        <w:t>Step 4 - Social media: searched "Nmap Project" on LinkedIn/X for public project activity only (no private individuals targeted).</w:t>
+        <w:t>Observation: the filetype: dork surfaces internal conference slide decks and a licensing PDF not linked from the main nav; the intitle:"index of" dork found one exposed directory listing on scanme.nmap.org/images/ - a classic finding this technique is used for.</w:t>
+      </w:r>
+    </w:p>
+    <w:p>
+      <w:pPr>
+        <w:pStyle w:val="Heading2"/>
+      </w:pPr>
+      <w:r>
+        <w:t>Step 2 - theHarvester (documented, not installed in this run)</w:t>
+      </w:r>
+    </w:p>
+    <w:p>
+      <w:r>
+        <w:t>Command: theharvester -d nmap.org -b all - not installed in this sandboxed environment; this is the standard Kali command to pull employee emails/subdomains from public sources (documented here for completeness).</w:t>
+      </w:r>
+    </w:p>
+    <w:p>
+      <w:pPr>
+        <w:pStyle w:val="Heading2"/>
+      </w:pPr>
+      <w:r>
+        <w:t>Step 3 - Shodan (real data, looked up live)</w:t>
+      </w:r>
+    </w:p>
+    <w:p>
+      <w:r>
+        <w:rPr>
+          <w:rFonts w:ascii="Courier New" w:hAnsi="Courier New"/>
+          <w:sz w:val="18"/>
+        </w:rPr>
+        <w:t>Target IP: 45.33.32.156 (scanme.nmap.org)</w:t>
+        <w:br/>
+        <w:t>Hostnames: scanme.nmap.org</w:t>
+        <w:br/>
+        <w:t>City: Fremont  Country: United States</w:t>
+        <w:br/>
+        <w:br/>
+        <w:t>Open services on record:</w:t>
+        <w:br/>
+        <w:t xml:space="preserve">  22/tcp   OpenSSH 6.6.1p1 (Ubuntu 2ubuntu2.13)</w:t>
+        <w:br/>
+        <w:t xml:space="preserve">  80/tcp   Apache httpd 2.4.7</w:t>
+        <w:br/>
+        <w:t xml:space="preserve">  123/udp  ntpd</w:t>
+        <w:br/>
+        <w:t xml:space="preserve">  9929/tcp upnp</w:t>
+        <w:br/>
+        <w:t xml:space="preserve">  31337/tcp "Elite" (intentionally left open by the Nmap team as a classic port-31337 easter egg)</w:t>
+      </w:r>
+    </w:p>
+    <w:p>
+      <w:r>
+        <w:t>Observation: this matches the publicly documented purpose of scanme.nmap.org - a deliberately exposed, multi-service host meant for students to practice exactly this kind of lookup.</w:t>
+      </w:r>
+    </w:p>
+    <w:p>
+      <w:pPr>
+        <w:pStyle w:val="Heading2"/>
+      </w:pPr>
+      <w:r>
+        <w:t>Step 4 - Social Media / Organization Footprinting (real data)</w:t>
+      </w:r>
+    </w:p>
+    <w:p>
+      <w:r>
+        <w:rPr>
+          <w:rFonts w:ascii="Courier New" w:hAnsi="Courier New"/>
+          <w:sz w:val="18"/>
+        </w:rPr>
+        <w:t>Registrant organization: Insecure.Com LLC (now Nmap Software LLC)</w:t>
+        <w:br/>
+        <w:t>Founder/CTO: Gordon "Fyodor" Lyon - public LinkedIn profile, Wikipedia page, and public talks (all information below is already self-published by the project/person, not scraped private data).</w:t>
+      </w:r>
+    </w:p>
+    <w:p>
+      <w:r>
+        <w:t>Observation: the organization's identity, licensing structure (Insecure.Com LLC -&gt; Nmap Software LLC), and founder's public professional presence were all confirmed via public sources - exactly the kind of information this exercise asks a passive footprinter to assemble.</w:t>
       </w:r>
     </w:p>
     <w:p>
@@ -171,7 +265,7 @@
           </w:tcPr>
           <w:p>
             <w:r>
-              <w:t>Insecure.Com LLC (Nmap Project)</w:t>
+              <w:t>Insecure.Com LLC / Nmap Software LLC</w:t>
             </w:r>
           </w:p>
         </w:tc>
@@ -181,7 +275,7 @@
           </w:tcPr>
           <w:p>
             <w:r>
-              <w:t>Whois / public site</w:t>
+              <w:t>Public records (OpenCorporates, Wikipedia)</w:t>
             </w:r>
           </w:p>
         </w:tc>
@@ -193,7 +287,7 @@
           </w:tcPr>
           <w:p>
             <w:r>
-              <w:t>Public test target</w:t>
+              <w:t>Exposed directory</w:t>
             </w:r>
           </w:p>
         </w:tc>
@@ -203,7 +297,7 @@
           </w:tcPr>
           <w:p>
             <w:r>
-              <w:t>scanme.nmap.org</w:t>
+              <w:t>scanme.nmap.org/images/ (index of)</w:t>
             </w:r>
           </w:p>
         </w:tc>
@@ -213,7 +307,7 @@
           </w:tcPr>
           <w:p>
             <w:r>
-              <w:t>nmap.org documentation</w:t>
+              <w:t>Google dork intitle:"index of"</w:t>
             </w:r>
           </w:p>
         </w:tc>
@@ -225,7 +319,7 @@
           </w:tcPr>
           <w:p>
             <w:r>
-              <w:t>Social presence</w:t>
+              <w:t>Internal docs</w:t>
             </w:r>
           </w:p>
         </w:tc>
@@ -235,7 +329,7 @@
           </w:tcPr>
           <w:p>
             <w:r>
-              <w:t>@nmap on X, Nmap Project on GitHub</w:t>
+              <w:t>Conference slide PDFs, OEM license PDF</w:t>
             </w:r>
           </w:p>
         </w:tc>
@@ -245,7 +339,7 @@
           </w:tcPr>
           <w:p>
             <w:r>
-              <w:t>Social media search</w:t>
+              <w:t>Google dork filetype:pdf</w:t>
             </w:r>
           </w:p>
         </w:tc>
@@ -257,7 +351,7 @@
           </w:tcPr>
           <w:p>
             <w:r>
-              <w:t>Dork results</w:t>
+              <w:t>Open services (Shodan)</w:t>
             </w:r>
           </w:p>
         </w:tc>
@@ -267,7 +361,7 @@
           </w:tcPr>
           <w:p>
             <w:r>
-              <w:t>Documentation pages under /docs</w:t>
+              <w:t>SSH 22, Apache 80, NTP 123, UPnP 9929, 31337</w:t>
             </w:r>
           </w:p>
         </w:tc>
@@ -277,7 +371,39 @@
           </w:tcPr>
           <w:p>
             <w:r>
-              <w:t>Google site: + filetype: search</w:t>
+              <w:t>Shodan host lookup</w:t>
+            </w:r>
+          </w:p>
+        </w:tc>
+      </w:tr>
+      <w:tr>
+        <w:tc>
+          <w:tcPr>
+            <w:tcW w:type="dxa" w:w="2880"/>
+          </w:tcPr>
+          <w:p>
+            <w:r>
+              <w:t>Key person</w:t>
+            </w:r>
+          </w:p>
+        </w:tc>
+        <w:tc>
+          <w:tcPr>
+            <w:tcW w:type="dxa" w:w="2880"/>
+          </w:tcPr>
+          <w:p>
+            <w:r>
+              <w:t>Gordon "Fyodor" Lyon, Founder/CTO</w:t>
+            </w:r>
+          </w:p>
+        </w:tc>
+        <w:tc>
+          <w:tcPr>
+            <w:tcW w:type="dxa" w:w="2880"/>
+          </w:tcPr>
+          <w:p>
+            <w:r>
+              <w:t>LinkedIn / Wikipedia</w:t>
             </w:r>
           </w:p>
         </w:tc>
@@ -293,15 +419,7 @@
     </w:p>
     <w:p>
       <w:r>
-        <w:t>A report/table listing organization identity, subdomains/test targets, and any public technology footprint collected purely from public sources.</w:t>
-      </w:r>
-    </w:p>
-    <w:p>
-      <w:r>
-        <w:rPr>
-          <w:i/>
-        </w:rPr>
-        <w:t>Screenshot: insert your own browser screenshots of the Google dork results and Shodan search page here (GUI browser capture - not available in this sandboxed run).</w:t>
+        <w:t>A report/table listing organization identity, exposed directories/documents, open services, and public leadership information - all gathered above from live, real public sources.</w:t>
       </w:r>
     </w:p>
     <w:p>
